--- a/react.docx
+++ b/react.docx
@@ -12,21 +12,13 @@
         <w:rPr>
           <w:lang w:val="en-US"/>
         </w:rPr>
-        <w:t xml:space="preserve">React </w:t>
-      </w:r>
-      <w:proofErr w:type="spellStart"/>
-      <w:r>
-        <w:rPr>
-          <w:lang w:val="en-US"/>
-        </w:rPr>
-        <w:t>js</w:t>
-      </w:r>
-      <w:proofErr w:type="spellEnd"/>
-      <w:r>
-        <w:rPr>
-          <w:lang w:val="en-US"/>
-        </w:rPr>
-        <w:t xml:space="preserve"> Library helps us to create single page web applications </w:t>
+        <w:t>s</w:t>
+      </w:r>
+      <w:r>
+        <w:rPr>
+          <w:lang w:val="en-US"/>
+        </w:rPr>
+        <w:t xml:space="preserve">React js Library helps us to create single page web applications </w:t>
       </w:r>
       <w:r>
         <w:rPr>
@@ -51,14 +43,7 @@
         <w:rPr>
           <w:lang w:val="en-US"/>
         </w:rPr>
-        <w:t xml:space="preserve">Benefits of using </w:t>
-      </w:r>
-      <w:proofErr w:type="gramStart"/>
-      <w:r>
-        <w:rPr>
-          <w:lang w:val="en-US"/>
-        </w:rPr>
-        <w:t xml:space="preserve">React </w:t>
+        <w:t xml:space="preserve">Benefits of using React </w:t>
       </w:r>
       <w:r>
         <w:rPr>
@@ -66,7 +51,6 @@
         </w:rPr>
         <w:t>.</w:t>
       </w:r>
-      <w:proofErr w:type="gramEnd"/>
     </w:p>
     <w:p>
       <w:pPr>
@@ -180,18 +164,8 @@
           <w:bCs/>
           <w:lang w:val="en-US"/>
         </w:rPr>
-        <w:t xml:space="preserve">eact Router </w:t>
-      </w:r>
-      <w:proofErr w:type="spellStart"/>
-      <w:r>
-        <w:rPr>
-          <w:b/>
-          <w:bCs/>
-          <w:lang w:val="en-US"/>
-        </w:rPr>
-        <w:t>dom</w:t>
-      </w:r>
-      <w:proofErr w:type="spellEnd"/>
+        <w:t>eact Router dom</w:t>
+      </w:r>
       <w:r>
         <w:rPr>
           <w:lang w:val="en-US"/>
@@ -241,21 +215,7 @@
         <w:rPr>
           <w:lang w:val="en-US"/>
         </w:rPr>
-        <w:t xml:space="preserve">Nodes </w:t>
-      </w:r>
-      <w:proofErr w:type="spellStart"/>
-      <w:r>
-        <w:rPr>
-          <w:lang w:val="en-US"/>
-        </w:rPr>
-        <w:t>js</w:t>
-      </w:r>
-      <w:proofErr w:type="spellEnd"/>
-      <w:r>
-        <w:rPr>
-          <w:lang w:val="en-US"/>
-        </w:rPr>
-        <w:t xml:space="preserve"> is a runtime for java script which allows it to use these resource </w:t>
+        <w:t xml:space="preserve">Nodes js is a runtime for java script which allows it to use these resource </w:t>
       </w:r>
       <w:r>
         <w:rPr>
@@ -274,20 +234,7 @@
           <w:lang w:val="en-US"/>
         </w:rPr>
         <w:br/>
-      </w:r>
-      <w:proofErr w:type="spellStart"/>
-      <w:r>
-        <w:rPr>
-          <w:lang w:val="en-US"/>
-        </w:rPr>
-        <w:t>npm</w:t>
-      </w:r>
-      <w:proofErr w:type="spellEnd"/>
-      <w:r>
-        <w:rPr>
-          <w:lang w:val="en-US"/>
-        </w:rPr>
-        <w:t xml:space="preserve"> is a package manager used to install packages </w:t>
+        <w:t xml:space="preserve">npm is a package manager used to install packages </w:t>
       </w:r>
     </w:p>
     <w:p>
@@ -298,59 +245,13 @@
           <w:lang w:val="en-US"/>
         </w:rPr>
       </w:pPr>
-      <w:proofErr w:type="spellStart"/>
-      <w:r>
-        <w:rPr>
-          <w:b/>
-          <w:bCs/>
-          <w:lang w:val="en-US"/>
-        </w:rPr>
-        <w:t>npx</w:t>
-      </w:r>
-      <w:proofErr w:type="spellEnd"/>
-      <w:r>
-        <w:rPr>
-          <w:b/>
-          <w:bCs/>
-          <w:lang w:val="en-US"/>
-        </w:rPr>
-        <w:t xml:space="preserve"> is a part of </w:t>
-      </w:r>
-      <w:proofErr w:type="spellStart"/>
-      <w:r>
-        <w:rPr>
-          <w:b/>
-          <w:bCs/>
-          <w:lang w:val="en-US"/>
-        </w:rPr>
-        <w:t>npm</w:t>
-      </w:r>
-      <w:proofErr w:type="spellEnd"/>
-      <w:r>
-        <w:rPr>
-          <w:b/>
-          <w:bCs/>
-          <w:lang w:val="en-US"/>
-        </w:rPr>
-        <w:t xml:space="preserve"> which is a </w:t>
-      </w:r>
-      <w:proofErr w:type="spellStart"/>
-      <w:r>
-        <w:rPr>
-          <w:b/>
-          <w:bCs/>
-          <w:lang w:val="en-US"/>
-        </w:rPr>
-        <w:t>one time</w:t>
-      </w:r>
-      <w:proofErr w:type="spellEnd"/>
-      <w:r>
-        <w:rPr>
-          <w:b/>
-          <w:bCs/>
-          <w:lang w:val="en-US"/>
-        </w:rPr>
-        <w:t xml:space="preserve"> run </w:t>
+      <w:r>
+        <w:rPr>
+          <w:b/>
+          <w:bCs/>
+          <w:lang w:val="en-US"/>
+        </w:rPr>
+        <w:t xml:space="preserve">npx is a part of npm which is a one time run </w:t>
       </w:r>
       <w:r>
         <w:rPr>
@@ -487,21 +388,7 @@
           <w:lang w:val="en-US"/>
         </w:rPr>
         <w:br/>
-        <w:t xml:space="preserve">In your </w:t>
-      </w:r>
-      <w:proofErr w:type="spellStart"/>
-      <w:r>
-        <w:rPr>
-          <w:lang w:val="en-US"/>
-        </w:rPr>
-        <w:t>package.json</w:t>
-      </w:r>
-      <w:proofErr w:type="spellEnd"/>
-      <w:r>
-        <w:rPr>
-          <w:lang w:val="en-US"/>
-        </w:rPr>
-        <w:t xml:space="preserve"> </w:t>
+        <w:t xml:space="preserve">In your package.json </w:t>
       </w:r>
       <w:r>
         <w:rPr>
@@ -519,27 +406,13 @@
         <w:rPr>
           <w:lang w:val="en-US"/>
         </w:rPr>
-        <w:t>Also have .</w:t>
-      </w:r>
-      <w:proofErr w:type="spellStart"/>
-      <w:r>
-        <w:rPr>
-          <w:lang w:val="en-US"/>
-        </w:rPr>
-        <w:t>git</w:t>
-      </w:r>
-      <w:r>
-        <w:rPr>
-          <w:lang w:val="en-US"/>
-        </w:rPr>
-        <w:t>ignore</w:t>
-      </w:r>
-      <w:proofErr w:type="spellEnd"/>
-      <w:r>
-        <w:rPr>
-          <w:lang w:val="en-US"/>
-        </w:rPr>
-        <w:t xml:space="preserve"> which you don’t want to push particular files into repo.</w:t>
+        <w:t>Also have .git</w:t>
+      </w:r>
+      <w:r>
+        <w:rPr>
+          <w:lang w:val="en-US"/>
+        </w:rPr>
+        <w:t>ignore which you don’t want to push particular files into repo.</w:t>
       </w:r>
       <w:r>
         <w:rPr>
@@ -599,41 +472,13 @@
         <w:rPr>
           <w:lang w:val="en-US"/>
         </w:rPr>
-        <w:t xml:space="preserve">older in that index.html we have a </w:t>
-      </w:r>
-      <w:proofErr w:type="spellStart"/>
-      <w:r>
-        <w:rPr>
-          <w:lang w:val="en-US"/>
-        </w:rPr>
-        <w:t>noscript</w:t>
-      </w:r>
-      <w:proofErr w:type="spellEnd"/>
-      <w:r>
-        <w:rPr>
-          <w:lang w:val="en-US"/>
-        </w:rPr>
-        <w:t xml:space="preserve"> tag also </w:t>
-      </w:r>
-      <w:r>
-        <w:rPr>
-          <w:lang w:val="en-US"/>
-        </w:rPr>
-        <w:t xml:space="preserve">which will be used when </w:t>
-      </w:r>
-      <w:proofErr w:type="spellStart"/>
-      <w:r>
-        <w:rPr>
-          <w:lang w:val="en-US"/>
-        </w:rPr>
-        <w:t>js</w:t>
-      </w:r>
-      <w:proofErr w:type="spellEnd"/>
-      <w:r>
-        <w:rPr>
-          <w:lang w:val="en-US"/>
-        </w:rPr>
-        <w:t xml:space="preserve"> is not been executed.</w:t>
+        <w:t xml:space="preserve">older in that index.html we have a noscript tag also </w:t>
+      </w:r>
+      <w:r>
+        <w:rPr>
+          <w:lang w:val="en-US"/>
+        </w:rPr>
+        <w:t>which will be used when js is not been executed.</w:t>
       </w:r>
       <w:r>
         <w:rPr>
@@ -730,21 +575,7 @@
         <w:rPr>
           <w:lang w:val="en-US"/>
         </w:rPr>
-        <w:t xml:space="preserve"> </w:t>
-      </w:r>
-      <w:proofErr w:type="spellStart"/>
-      <w:r>
-        <w:rPr>
-          <w:lang w:val="en-US"/>
-        </w:rPr>
-        <w:t>js</w:t>
-      </w:r>
-      <w:proofErr w:type="spellEnd"/>
-      <w:r>
-        <w:rPr>
-          <w:lang w:val="en-US"/>
-        </w:rPr>
-        <w:t xml:space="preserve"> which target here root .</w:t>
+        <w:t xml:space="preserve"> js which target here root .</w:t>
       </w:r>
       <w:r>
         <w:rPr>
@@ -809,21 +640,7 @@
         <w:rPr>
           <w:lang w:val="en-US"/>
         </w:rPr>
-        <w:t xml:space="preserve">So in your </w:t>
-      </w:r>
-      <w:proofErr w:type="spellStart"/>
-      <w:r>
-        <w:rPr>
-          <w:lang w:val="en-US"/>
-        </w:rPr>
-        <w:t>src</w:t>
-      </w:r>
-      <w:proofErr w:type="spellEnd"/>
-      <w:r>
-        <w:rPr>
-          <w:lang w:val="en-US"/>
-        </w:rPr>
-        <w:t xml:space="preserve"> </w:t>
+        <w:t xml:space="preserve">So in your src </w:t>
       </w:r>
       <w:r>
         <w:rPr>
@@ -938,21 +755,7 @@
         <w:rPr>
           <w:lang w:val="en-US"/>
         </w:rPr>
-        <w:t xml:space="preserve">  </w:t>
-      </w:r>
-      <w:proofErr w:type="spellStart"/>
-      <w:r>
-        <w:rPr>
-          <w:lang w:val="en-US"/>
-        </w:rPr>
-        <w:t>className</w:t>
-      </w:r>
-      <w:proofErr w:type="spellEnd"/>
-      <w:r>
-        <w:rPr>
-          <w:lang w:val="en-US"/>
-        </w:rPr>
-        <w:t xml:space="preserve"> </w:t>
+        <w:t xml:space="preserve">  className </w:t>
       </w:r>
       <w:r>
         <w:rPr>
@@ -976,21 +779,7 @@
         <w:rPr>
           <w:lang w:val="en-US"/>
         </w:rPr>
-        <w:t xml:space="preserve"> which allows dynamic </w:t>
-      </w:r>
-      <w:proofErr w:type="spellStart"/>
-      <w:r>
-        <w:rPr>
-          <w:lang w:val="en-US"/>
-        </w:rPr>
-        <w:t>js</w:t>
-      </w:r>
-      <w:proofErr w:type="spellEnd"/>
-      <w:r>
-        <w:rPr>
-          <w:lang w:val="en-US"/>
-        </w:rPr>
-        <w:t xml:space="preserve"> with html content.</w:t>
+        <w:t xml:space="preserve"> which allows dynamic js with html content.</w:t>
       </w:r>
       <w:r>
         <w:rPr>
@@ -1197,15 +986,7 @@
       </w:r>
       <w:r>
         <w:br/>
-        <w:t xml:space="preserve">Here in </w:t>
-      </w:r>
-      <w:proofErr w:type="spellStart"/>
-      <w:r>
-        <w:t>rel</w:t>
-      </w:r>
-      <w:proofErr w:type="spellEnd"/>
-      <w:r>
-        <w:t xml:space="preserve"> means </w:t>
+        <w:t xml:space="preserve">Here in rel means </w:t>
       </w:r>
       <w:r>
         <w:sym w:font="Wingdings" w:char="F0E0"/>
@@ -1480,17 +1261,8 @@
           <w:b/>
           <w:bCs/>
         </w:rPr>
-        <w:t xml:space="preserve">mention it under the name of </w:t>
-      </w:r>
-      <w:proofErr w:type="gramStart"/>
-      <w:r>
-        <w:rPr>
-          <w:b/>
-          <w:bCs/>
-        </w:rPr>
-        <w:t>variable .</w:t>
-      </w:r>
-      <w:proofErr w:type="gramEnd"/>
+        <w:t>mention it under the name of variable .</w:t>
+      </w:r>
       <w:r>
         <w:rPr>
           <w:b/>
@@ -1909,17 +1681,8 @@
           <w:b/>
           <w:bCs/>
         </w:rPr>
-        <w:t xml:space="preserve">ternary </w:t>
-      </w:r>
-      <w:proofErr w:type="gramStart"/>
-      <w:r>
-        <w:rPr>
-          <w:b/>
-          <w:bCs/>
-        </w:rPr>
-        <w:t>operator .</w:t>
-      </w:r>
-      <w:proofErr w:type="gramEnd"/>
+        <w:t>ternary operator .</w:t>
+      </w:r>
       <w:r>
         <w:rPr>
           <w:b/>
@@ -2046,30 +1809,12 @@
         </w:rPr>
         <w:br/>
       </w:r>
-      <w:proofErr w:type="spellStart"/>
-      <w:proofErr w:type="gramStart"/>
-      <w:r>
-        <w:rPr>
-          <w:b/>
-          <w:bCs/>
-        </w:rPr>
-        <w:t>propTypes</w:t>
-      </w:r>
-      <w:proofErr w:type="spellEnd"/>
-      <w:r>
-        <w:rPr>
-          <w:b/>
-          <w:bCs/>
-        </w:rPr>
-        <w:t xml:space="preserve"> :</w:t>
-      </w:r>
-      <w:proofErr w:type="gramEnd"/>
-      <w:r>
-        <w:rPr>
-          <w:b/>
-          <w:bCs/>
-        </w:rPr>
-        <w:t xml:space="preserve"> for type checking errors.</w:t>
+      <w:r>
+        <w:rPr>
+          <w:b/>
+          <w:bCs/>
+        </w:rPr>
+        <w:t>propTypes : for type checking errors.</w:t>
       </w:r>
     </w:p>
     <w:p>
@@ -2164,8 +1909,6 @@
         </w:rPr>
         <w:t xml:space="preserve"> </w:t>
       </w:r>
-      <w:proofErr w:type="spellStart"/>
-      <w:proofErr w:type="gramStart"/>
       <w:r>
         <w:rPr>
           <w:b/>
@@ -2173,21 +1916,12 @@
         </w:rPr>
         <w:t>DefaultProps</w:t>
       </w:r>
-      <w:proofErr w:type="spellEnd"/>
-      <w:r>
-        <w:rPr>
-          <w:b/>
-          <w:bCs/>
-        </w:rPr>
-        <w:t xml:space="preserve"> :</w:t>
-      </w:r>
-      <w:proofErr w:type="gramEnd"/>
-      <w:r>
-        <w:rPr>
-          <w:b/>
-          <w:bCs/>
-        </w:rPr>
-        <w:t xml:space="preserve"> is used for to pass default value when you don’t pass the value </w:t>
+      <w:r>
+        <w:rPr>
+          <w:b/>
+          <w:bCs/>
+        </w:rPr>
+        <w:t xml:space="preserve"> : is used for to pass default value when you don’t pass the value </w:t>
       </w:r>
       <w:r>
         <w:rPr>
@@ -2361,23 +2095,7 @@
           <w:b/>
           <w:bCs/>
         </w:rPr>
-        <w:t xml:space="preserve">when you don’t use props and directly use the </w:t>
-      </w:r>
-      <w:proofErr w:type="spellStart"/>
-      <w:r>
-        <w:rPr>
-          <w:b/>
-          <w:bCs/>
-        </w:rPr>
-        <w:t>paramaters</w:t>
-      </w:r>
-      <w:proofErr w:type="spellEnd"/>
-      <w:r>
-        <w:rPr>
-          <w:b/>
-          <w:bCs/>
-        </w:rPr>
-        <w:t xml:space="preserve"> </w:t>
+        <w:t xml:space="preserve">when you don’t use props and directly use the paramaters </w:t>
       </w:r>
       <w:r>
         <w:rPr>
@@ -2417,6 +2135,9 @@
         <w:br/>
       </w:r>
       <w:r>
+        <w:rPr>
+          <w:noProof/>
+        </w:rPr>
         <w:drawing>
           <wp:inline distT="0" distB="0" distL="0" distR="0" wp14:anchorId="0E3C51EC" wp14:editId="3B1F8029">
             <wp:extent cx="5334744" cy="943107"/>
@@ -2474,6 +2195,7 @@
       </w:r>
       <w:r>
         <w:rPr>
+          <w:noProof/>
           <w:lang w:val="en-US"/>
         </w:rPr>
         <w:lastRenderedPageBreak/>
@@ -2545,6 +2267,7 @@
       </w:r>
       <w:r>
         <w:rPr>
+          <w:noProof/>
           <w:lang w:val="en-US"/>
         </w:rPr>
         <w:drawing>
@@ -2592,6 +2315,7 @@
       </w:pPr>
       <w:r>
         <w:rPr>
+          <w:noProof/>
           <w:lang w:val="en-US"/>
         </w:rPr>
         <w:lastRenderedPageBreak/>
@@ -2639,6 +2363,7 @@
       </w:r>
       <w:r>
         <w:rPr>
+          <w:noProof/>
           <w:lang w:val="en-US"/>
         </w:rPr>
         <w:drawing>
@@ -2688,21 +2413,7 @@
         <w:rPr>
           <w:lang w:val="en-US"/>
         </w:rPr>
-        <w:t xml:space="preserve">S. </w:t>
-      </w:r>
-      <w:proofErr w:type="gramStart"/>
-      <w:r>
-        <w:rPr>
-          <w:lang w:val="en-US"/>
-        </w:rPr>
-        <w:t>No :</w:t>
-      </w:r>
-      <w:proofErr w:type="gramEnd"/>
-      <w:r>
-        <w:rPr>
-          <w:lang w:val="en-US"/>
-        </w:rPr>
-        <w:t xml:space="preserve"> is important because it will </w:t>
+        <w:t xml:space="preserve">S. No : is important because it will </w:t>
       </w:r>
       <w:r>
         <w:rPr>
@@ -2724,6 +2435,7 @@
       </w:r>
       <w:r>
         <w:rPr>
+          <w:noProof/>
           <w:lang w:val="en-US"/>
         </w:rPr>
         <w:drawing>
@@ -2773,21 +2485,7 @@
           <w:lang w:val="en-US"/>
         </w:rPr>
         <w:br/>
-        <w:t xml:space="preserve">You can use internal and external </w:t>
-      </w:r>
-      <w:proofErr w:type="spellStart"/>
-      <w:r>
-        <w:rPr>
-          <w:lang w:val="en-US"/>
-        </w:rPr>
-        <w:t>css</w:t>
-      </w:r>
-      <w:proofErr w:type="spellEnd"/>
-      <w:r>
-        <w:rPr>
-          <w:lang w:val="en-US"/>
-        </w:rPr>
-        <w:t xml:space="preserve"> in this way </w:t>
+        <w:t xml:space="preserve">You can use internal and external css in this way </w:t>
       </w:r>
     </w:p>
     <w:p>
@@ -2805,6 +2503,7 @@
       </w:r>
       <w:r>
         <w:rPr>
+          <w:noProof/>
           <w:lang w:val="en-US"/>
         </w:rPr>
         <w:drawing>
@@ -2857,6 +2556,7 @@
       </w:r>
       <w:r>
         <w:rPr>
+          <w:noProof/>
           <w:lang w:val="en-US"/>
         </w:rPr>
         <w:drawing>
@@ -2903,6 +2603,7 @@
       </w:r>
       <w:r>
         <w:rPr>
+          <w:noProof/>
           <w:lang w:val="en-US"/>
         </w:rPr>
         <w:drawing>
@@ -2952,36 +2653,29 @@
         <w:rPr>
           <w:lang w:val="en-US"/>
         </w:rPr>
-        <w:t xml:space="preserve">hardcoded data in </w:t>
-      </w:r>
-      <w:proofErr w:type="spellStart"/>
-      <w:r>
-        <w:rPr>
-          <w:lang w:val="en-US"/>
-        </w:rPr>
-        <w:t>useState</w:t>
-      </w:r>
-      <w:proofErr w:type="spellEnd"/>
-      <w:r>
-        <w:rPr>
-          <w:lang w:val="en-US"/>
-        </w:rPr>
-        <w:br/>
-      </w:r>
-      <w:r>
-        <w:rPr>
-          <w:lang w:val="en-US"/>
-        </w:rPr>
-        <w:br/>
-      </w:r>
-      <w:r>
-        <w:rPr>
-          <w:lang w:val="en-US"/>
-        </w:rPr>
-        <w:br/>
-      </w:r>
-      <w:r>
-        <w:rPr>
+        <w:t>hardcoded data in useState</w:t>
+      </w:r>
+      <w:r>
+        <w:rPr>
+          <w:lang w:val="en-US"/>
+        </w:rPr>
+        <w:br/>
+      </w:r>
+      <w:r>
+        <w:rPr>
+          <w:lang w:val="en-US"/>
+        </w:rPr>
+        <w:br/>
+      </w:r>
+      <w:r>
+        <w:rPr>
+          <w:lang w:val="en-US"/>
+        </w:rPr>
+        <w:br/>
+      </w:r>
+      <w:r>
+        <w:rPr>
+          <w:noProof/>
           <w:lang w:val="en-US"/>
         </w:rPr>
         <w:lastRenderedPageBreak/>
@@ -3035,6 +2729,7 @@
       </w:r>
       <w:r>
         <w:rPr>
+          <w:noProof/>
           <w:lang w:val="en-US"/>
         </w:rPr>
         <w:drawing>
@@ -3087,6 +2782,7 @@
       </w:r>
       <w:r>
         <w:rPr>
+          <w:noProof/>
           <w:lang w:val="en-US"/>
         </w:rPr>
         <w:drawing>
@@ -3130,69 +2826,42 @@
           <w:lang w:val="en-US"/>
         </w:rPr>
         <w:br/>
-        <w:t xml:space="preserve">Here </w:t>
-      </w:r>
-      <w:proofErr w:type="spellStart"/>
-      <w:r>
-        <w:rPr>
-          <w:lang w:val="en-US"/>
-        </w:rPr>
-        <w:t>localStorage.setItem</w:t>
-      </w:r>
-      <w:proofErr w:type="spellEnd"/>
-      <w:r>
-        <w:rPr>
-          <w:lang w:val="en-US"/>
-        </w:rPr>
+        <w:t xml:space="preserve">Here localStorage.setItem </w:t>
+      </w:r>
+      <w:r>
+        <w:rPr>
+          <w:lang w:val="en-US"/>
+        </w:rPr>
+        <w:t xml:space="preserve">not </w:t>
+      </w:r>
+      <w:r>
+        <w:rPr>
+          <w:lang w:val="en-US"/>
+        </w:rPr>
+        <w:t xml:space="preserve">immediately </w:t>
+      </w:r>
+      <w:r>
+        <w:rPr>
+          <w:lang w:val="en-US"/>
+        </w:rPr>
+        <w:t>updates so we have to use it to with the useEffect.</w:t>
+      </w:r>
+      <w:r>
+        <w:rPr>
+          <w:lang w:val="en-US"/>
+        </w:rPr>
+        <w:br/>
         <w:t xml:space="preserve"> </w:t>
       </w:r>
       <w:r>
         <w:rPr>
           <w:lang w:val="en-US"/>
         </w:rPr>
-        <w:t xml:space="preserve">not </w:t>
-      </w:r>
-      <w:r>
-        <w:rPr>
-          <w:lang w:val="en-US"/>
-        </w:rPr>
-        <w:t xml:space="preserve">immediately </w:t>
-      </w:r>
-      <w:r>
-        <w:rPr>
-          <w:lang w:val="en-US"/>
-        </w:rPr>
-        <w:t xml:space="preserve">updates so we have to use it to with the </w:t>
-      </w:r>
-      <w:proofErr w:type="spellStart"/>
-      <w:r>
-        <w:rPr>
-          <w:lang w:val="en-US"/>
-        </w:rPr>
-        <w:t>useEffect</w:t>
-      </w:r>
-      <w:proofErr w:type="spellEnd"/>
-      <w:r>
-        <w:rPr>
-          <w:lang w:val="en-US"/>
-        </w:rPr>
-        <w:t>.</w:t>
-      </w:r>
-      <w:r>
-        <w:rPr>
-          <w:lang w:val="en-US"/>
-        </w:rPr>
-        <w:br/>
-        <w:t xml:space="preserve"> </w:t>
-      </w:r>
-      <w:r>
-        <w:rPr>
-          <w:lang w:val="en-US"/>
-        </w:rPr>
-        <w:br/>
-      </w:r>
-      <w:r>
-        <w:rPr>
+        <w:br/>
+      </w:r>
+      <w:r>
+        <w:rPr>
+          <w:noProof/>
           <w:lang w:val="en-US"/>
         </w:rPr>
         <w:drawing>
@@ -3266,24 +2935,17 @@
         <w:rPr>
           <w:lang w:val="en-US"/>
         </w:rPr>
-        <w:t xml:space="preserve">without </w:t>
-      </w:r>
-      <w:proofErr w:type="gramStart"/>
-      <w:r>
-        <w:rPr>
-          <w:lang w:val="en-US"/>
-        </w:rPr>
-        <w:t>reload .</w:t>
-      </w:r>
-      <w:proofErr w:type="gramEnd"/>
-      <w:r>
-        <w:rPr>
-          <w:lang w:val="en-US"/>
-        </w:rPr>
-        <w:br/>
-      </w:r>
-      <w:r>
-        <w:rPr>
+        <w:t>without reload .</w:t>
+      </w:r>
+      <w:r>
+        <w:rPr>
+          <w:lang w:val="en-US"/>
+        </w:rPr>
+        <w:br/>
+      </w:r>
+      <w:r>
+        <w:rPr>
+          <w:noProof/>
           <w:lang w:val="en-US"/>
         </w:rPr>
         <w:lastRenderedPageBreak/>
@@ -3337,6 +2999,7 @@
       </w:r>
       <w:r>
         <w:rPr>
+          <w:noProof/>
           <w:lang w:val="en-US"/>
         </w:rPr>
         <w:drawing>
@@ -3407,6 +3070,7 @@
       </w:r>
       <w:r>
         <w:rPr>
+          <w:noProof/>
           <w:lang w:val="en-US"/>
         </w:rPr>
         <w:drawing>
@@ -3478,6 +3142,7 @@
       </w:r>
       <w:r>
         <w:rPr>
+          <w:noProof/>
           <w:lang w:val="en-US"/>
         </w:rPr>
         <w:drawing>
@@ -3560,25 +3225,7 @@
           <w:bCs/>
           <w:lang w:val="en-US"/>
         </w:rPr>
-        <w:t xml:space="preserve"> and </w:t>
-      </w:r>
-      <w:proofErr w:type="spellStart"/>
-      <w:r>
-        <w:rPr>
-          <w:b/>
-          <w:bCs/>
-          <w:lang w:val="en-US"/>
-        </w:rPr>
-        <w:t>href</w:t>
-      </w:r>
-      <w:proofErr w:type="spellEnd"/>
-      <w:r>
-        <w:rPr>
-          <w:b/>
-          <w:bCs/>
-          <w:lang w:val="en-US"/>
-        </w:rPr>
-        <w:t xml:space="preserve"> is replaced by to=”path”</w:t>
+        <w:t xml:space="preserve"> and href is replaced by to=”path”</w:t>
       </w:r>
       <w:r>
         <w:rPr>
